--- a/public/materialy/1L/7/Pro učitele/Plány hodin a metodika.docx
+++ b/public/materialy/1L/7/Pro učitele/Plány hodin a metodika.docx
@@ -13,7 +13,7 @@
           <w:color w:val="0F9F7A"/>
           <w:sz w:val="20"/>
         </w:rPr>
-        <w:t>INFORMATIKA · 1. ROČNÍK SŠ</w:t>
+        <w:t>INFORMATIKA · STŘEDNÍ ŠKOLA</w:t>
       </w:r>
     </w:p>
     <w:p>
@@ -92,7 +92,7 @@
                 <w:color w:val="1F2937"/>
                 <w:sz w:val="21"/>
               </w:rPr>
-              <w:t>Praktický manuál pro 1. ročník střední školy. Navazuje na digitální pracovní sešit a offline digitální podklady ve složce Podklady k aktivitám.</w:t>
+              <w:t>Praktický manuál pro střední školu. Navazuje na digitální pracovní sešit a offline digitální podklady ve složce Podklady k aktivitám.</w:t>
             </w:r>
           </w:p>
         </w:tc>
